--- a/apps/legal-docs-blueprints/templates/carta_solicitud_traspaso_vehiculo/carta_solicitud_traspaso_vehiculo-mujer-plural.docx
+++ b/apps/legal-docs-blueprints/templates/carta_solicitud_traspaso_vehiculo/carta_solicitud_traspaso_vehiculo-mujer-plural.docx
@@ -339,7 +339,7 @@
           <w:sz w:val="20"/>
           <w:szCs w:val="20"/>
         </w:rPr>
-        <w:t xml:space="preserve">, identificadas con DPI </w:t>
+        <w:t xml:space="preserve">, identificada con DPI </w:t>
       </w:r>
       <w:sdt>
         <w:sdtPr>
@@ -382,7 +382,27 @@
           <w:sz w:val="20"/>
           <w:szCs w:val="20"/>
         </w:rPr>
-        <w:t xml:space="preserve">, extendido por el Registro Nacional de las Personas –RENAP-, República de Guatemala, Centroamérica{#deudoresAdicionales} y {nombreCompleto}, identificada con DPI </w:t>
+        <w:t xml:space="preserve">, extendido por el Registro Nacional de las Personas –RENAP-, República de Guatemala, Centroamérica{#deudoresAdicionales} y </w:t>
+      </w:r>
+      <w:r>
+        <w:rPr>
+          <w:rFonts w:eastAsia="Arial" w:cs="Arial" w:ascii="Arial" w:hAnsi="Arial"/>
+          <w:b/>
+          <w:bCs/>
+          <w:color w:val="000000"/>
+          <w:sz w:val="20"/>
+          <w:szCs w:val="20"/>
+        </w:rPr>
+        <w:t>{nombreCompleto}</w:t>
+      </w:r>
+      <w:r>
+        <w:rPr>
+          <w:rFonts w:eastAsia="Arial" w:cs="Arial" w:ascii="Arial" w:hAnsi="Arial"/>
+          <w:color w:val="000000"/>
+          <w:sz w:val="20"/>
+          <w:szCs w:val="20"/>
+        </w:rPr>
+        <w:t xml:space="preserve">, identificada con DPI </w:t>
       </w:r>
       <w:r>
         <w:rPr>
@@ -990,7 +1010,14 @@
                 <w:rFonts w:ascii="Arial" w:hAnsi="Arial"/>
                 <w:sz w:val="20"/>
               </w:rPr>
-              <w:t>F)________________________</w:t>
+              <w:t>f</w:t>
+            </w:r>
+            <w:r>
+              <w:rPr>
+                <w:rFonts w:ascii="Arial" w:hAnsi="Arial"/>
+                <w:sz w:val="20"/>
+              </w:rPr>
+              <w:t>)________________________</w:t>
             </w:r>
           </w:p>
           <w:p>
@@ -1068,7 +1095,14 @@
                 <w:rFonts w:ascii="Arial" w:hAnsi="Arial"/>
                 <w:sz w:val="20"/>
               </w:rPr>
-              <w:t>F)________________________</w:t>
+              <w:t>f</w:t>
+            </w:r>
+            <w:r>
+              <w:rPr>
+                <w:rFonts w:ascii="Arial" w:hAnsi="Arial"/>
+                <w:sz w:val="20"/>
+              </w:rPr>
+              <w:t>)________________________</w:t>
             </w:r>
           </w:p>
           <w:p>
